--- a/templates/ROYAL/KUWAIT/afi_noc.docx
+++ b/templates/ROYAL/KUWAIT/afi_noc.docx
@@ -3449,6 +3449,50 @@
           <w:szCs w:val="18"/>
         </w:rPr>
       </w:pPr>
+      <w:r>
+        <w:rPr>
+          <w:rFonts w:eastAsia="Times New Roman" w:cstheme="minorHAnsi"/>
+          <w:noProof/>
+          <w:sz w:val="18"/>
+          <w:szCs w:val="18"/>
+        </w:rPr>
+        <w:pict w14:anchorId="174E44D0">
+          <v:rect id="_x0000_s2057" style="position:absolute;margin-left:13.8pt;margin-top:-20.95pt;width:81.95pt;height:39.4pt;rotation:-151567fd;z-index:251674624;mso-position-horizontal-relative:text;mso-position-vertical-relative:text" fillcolor="#4f81bd [3204]" stroked="f">
+            <v:textbox>
+              <w:txbxContent>
+                <w:p>
+                  <w:r>
+                    <w:t>{{EMPLOYEE_SIGNATURE}}</w:t>
+                  </w:r>
+                </w:p>
+              </w:txbxContent>
+            </v:textbox>
+          </v:rect>
+        </w:pict>
+      </w:r>
+      <w:r>
+        <w:rPr>
+          <w:rFonts w:eastAsia="Times New Roman" w:cstheme="minorHAnsi"/>
+          <w:noProof/>
+          <w:sz w:val="18"/>
+          <w:szCs w:val="18"/>
+        </w:rPr>
+        <w:pict w14:anchorId="66949239">
+          <v:rect id="_x0000_s2056" style="position:absolute;margin-left:-3.45pt;margin-top:-42.3pt;width:125.05pt;height:69.2pt;z-index:251673600">
+            <v:textbox>
+              <w:txbxContent>
+                <w:p>
+                  <w:proofErr w:type="spellStart"/>
+                  <w:r>
+                    <w:t>BoarderBoX</w:t>
+                  </w:r>
+                  <w:proofErr w:type="spellEnd"/>
+                </w:p>
+              </w:txbxContent>
+            </v:textbox>
+          </v:rect>
+        </w:pict>
+      </w:r>
     </w:p>
     <w:p>
       <w:pPr>
